--- a/assets/Bao_Kham_Chau_Academic_CV.docx
+++ b/assets/Bao_Kham_Chau_Academic_CV.docx
@@ -130,13 +130,23 @@
           <w:szCs w:val="24"/>
         </w:rPr>
       </w:pPr>
-      <w:r>
-        <w:rPr>
-          <w:rFonts w:ascii="Times New Roman" w:hAnsi="Times New Roman" w:cs="Times New Roman"/>
-          <w:sz w:val="24"/>
-          <w:szCs w:val="24"/>
-        </w:rPr>
-        <w:t>LawTech Center Legal Fellow</w:t>
+      <w:proofErr w:type="spellStart"/>
+      <w:r>
+        <w:rPr>
+          <w:rFonts w:ascii="Times New Roman" w:hAnsi="Times New Roman" w:cs="Times New Roman"/>
+          <w:sz w:val="24"/>
+          <w:szCs w:val="24"/>
+        </w:rPr>
+        <w:t>LawTech</w:t>
+      </w:r>
+      <w:proofErr w:type="spellEnd"/>
+      <w:r>
+        <w:rPr>
+          <w:rFonts w:ascii="Times New Roman" w:hAnsi="Times New Roman" w:cs="Times New Roman"/>
+          <w:sz w:val="24"/>
+          <w:szCs w:val="24"/>
+        </w:rPr>
+        <w:t xml:space="preserve"> Center Legal Fellow</w:t>
       </w:r>
     </w:p>
     <w:p>
@@ -1199,78 +1209,6 @@
           <w:sz w:val="24"/>
           <w:szCs w:val="24"/>
         </w:rPr>
-        <w:t>Cornell Law Xenophobia Meter Project</w:t>
-      </w:r>
-      <w:r>
-        <w:rPr>
-          <w:rFonts w:ascii="Times New Roman" w:hAnsi="Times New Roman" w:cs="Times New Roman"/>
-          <w:sz w:val="24"/>
-          <w:szCs w:val="24"/>
-        </w:rPr>
-        <w:t xml:space="preserve">, </w:t>
-      </w:r>
-      <w:r>
-        <w:rPr>
-          <w:rFonts w:ascii="Times New Roman" w:hAnsi="Times New Roman" w:cs="Times New Roman"/>
-          <w:sz w:val="24"/>
-          <w:szCs w:val="24"/>
-        </w:rPr>
-        <w:t>Ithaca, NY</w:t>
-      </w:r>
-    </w:p>
-    <w:p>
-      <w:pPr>
-        <w:spacing w:after="100" w:line="240" w:lineRule="auto"/>
-        <w:rPr>
-          <w:rFonts w:ascii="Times New Roman" w:hAnsi="Times New Roman" w:cs="Times New Roman"/>
-          <w:sz w:val="24"/>
-          <w:szCs w:val="24"/>
-        </w:rPr>
-      </w:pPr>
-      <w:r>
-        <w:rPr>
-          <w:rFonts w:ascii="Times New Roman" w:hAnsi="Times New Roman" w:cs="Times New Roman"/>
-          <w:i/>
-          <w:iCs/>
-          <w:sz w:val="24"/>
-          <w:szCs w:val="24"/>
-        </w:rPr>
-        <w:t>Cofounder/Director</w:t>
-      </w:r>
-      <w:r>
-        <w:rPr>
-          <w:rFonts w:ascii="Times New Roman" w:hAnsi="Times New Roman" w:cs="Times New Roman"/>
-          <w:sz w:val="24"/>
-          <w:szCs w:val="24"/>
-        </w:rPr>
-        <w:t xml:space="preserve">, </w:t>
-      </w:r>
-      <w:r>
-        <w:rPr>
-          <w:rFonts w:ascii="Times New Roman" w:hAnsi="Times New Roman" w:cs="Times New Roman"/>
-          <w:sz w:val="24"/>
-          <w:szCs w:val="24"/>
-        </w:rPr>
-        <w:t>December 2019 – Current</w:t>
-      </w:r>
-    </w:p>
-    <w:p>
-      <w:pPr>
-        <w:spacing w:after="0" w:line="240" w:lineRule="auto"/>
-        <w:rPr>
-          <w:rFonts w:ascii="Times New Roman" w:hAnsi="Times New Roman" w:cs="Times New Roman"/>
-          <w:sz w:val="24"/>
-          <w:szCs w:val="24"/>
-        </w:rPr>
-      </w:pPr>
-      <w:r>
-        <w:rPr>
-          <w:rFonts w:ascii="Times New Roman" w:hAnsi="Times New Roman" w:cs="Times New Roman"/>
-          <w:b/>
-          <w:bCs/>
-          <w:sz w:val="24"/>
-          <w:szCs w:val="24"/>
-        </w:rPr>
         <w:t>Harvard University Institute for Rebooting Social Media</w:t>
       </w:r>
       <w:r>
@@ -1914,8 +1852,20 @@
           <w:sz w:val="24"/>
           <w:szCs w:val="24"/>
         </w:rPr>
-        <w:t>Oxford Handbook of Comparative Judicial Behaviour</w:t>
-      </w:r>
+        <w:t xml:space="preserve">Oxford Handbook of Comparative Judicial </w:t>
+      </w:r>
+      <w:proofErr w:type="spellStart"/>
+      <w:r>
+        <w:rPr>
+          <w:rFonts w:ascii="Times New Roman" w:hAnsi="Times New Roman" w:cs="Times New Roman"/>
+          <w:i/>
+          <w:iCs/>
+          <w:sz w:val="24"/>
+          <w:szCs w:val="24"/>
+        </w:rPr>
+        <w:t>Behaviour</w:t>
+      </w:r>
+      <w:proofErr w:type="spellEnd"/>
       <w:r>
         <w:rPr>
           <w:rFonts w:ascii="Times New Roman" w:hAnsi="Times New Roman" w:cs="Times New Roman"/>
@@ -2345,43 +2295,43 @@
           <w:sz w:val="24"/>
           <w:szCs w:val="24"/>
         </w:rPr>
+        <w:t xml:space="preserve">U.S. Pat. App. Pub. No. 2021/0142229 to Young, Share, Ramirez, Mazure, </w:t>
+      </w:r>
+      <w:r>
+        <w:rPr>
+          <w:rFonts w:ascii="Times New Roman" w:hAnsi="Times New Roman" w:cs="Times New Roman"/>
+          <w:b/>
+          <w:bCs/>
+          <w:sz w:val="24"/>
+          <w:szCs w:val="24"/>
+        </w:rPr>
+        <w:t>Chau</w:t>
+      </w:r>
+      <w:r>
+        <w:rPr>
+          <w:rFonts w:ascii="Times New Roman" w:hAnsi="Times New Roman" w:cs="Times New Roman"/>
+          <w:sz w:val="24"/>
+          <w:szCs w:val="24"/>
+        </w:rPr>
+        <w:t xml:space="preserve"> (Granted January 18, 2024)</w:t>
+      </w:r>
+    </w:p>
+    <w:p>
+      <w:pPr>
+        <w:spacing w:after="0" w:line="240" w:lineRule="auto"/>
+        <w:rPr>
+          <w:rFonts w:ascii="Times New Roman" w:hAnsi="Times New Roman" w:cs="Times New Roman"/>
+          <w:sz w:val="24"/>
+          <w:szCs w:val="24"/>
+        </w:rPr>
+      </w:pPr>
+      <w:r>
+        <w:rPr>
+          <w:rFonts w:ascii="Times New Roman" w:hAnsi="Times New Roman" w:cs="Times New Roman"/>
+          <w:sz w:val="24"/>
+          <w:szCs w:val="24"/>
+        </w:rPr>
         <w:lastRenderedPageBreak/>
-        <w:t xml:space="preserve">U.S. Pat. App. Pub. No. 2021/0142229 to Young, Share, Ramirez, Mazure, </w:t>
-      </w:r>
-      <w:r>
-        <w:rPr>
-          <w:rFonts w:ascii="Times New Roman" w:hAnsi="Times New Roman" w:cs="Times New Roman"/>
-          <w:b/>
-          <w:bCs/>
-          <w:sz w:val="24"/>
-          <w:szCs w:val="24"/>
-        </w:rPr>
-        <w:t>Chau</w:t>
-      </w:r>
-      <w:r>
-        <w:rPr>
-          <w:rFonts w:ascii="Times New Roman" w:hAnsi="Times New Roman" w:cs="Times New Roman"/>
-          <w:sz w:val="24"/>
-          <w:szCs w:val="24"/>
-        </w:rPr>
-        <w:t xml:space="preserve"> (Granted January 18, 2024)</w:t>
-      </w:r>
-    </w:p>
-    <w:p>
-      <w:pPr>
-        <w:spacing w:after="0" w:line="240" w:lineRule="auto"/>
-        <w:rPr>
-          <w:rFonts w:ascii="Times New Roman" w:hAnsi="Times New Roman" w:cs="Times New Roman"/>
-          <w:sz w:val="24"/>
-          <w:szCs w:val="24"/>
-        </w:rPr>
-      </w:pPr>
-      <w:r>
-        <w:rPr>
-          <w:rFonts w:ascii="Times New Roman" w:hAnsi="Times New Roman" w:cs="Times New Roman"/>
-          <w:sz w:val="24"/>
-          <w:szCs w:val="24"/>
-        </w:rPr>
         <w:t xml:space="preserve">U.S. Pat. App. Pub. No. 2024/0185147 to Fong, Chan, </w:t>
       </w:r>
       <w:r>
@@ -3022,13 +2972,23 @@
           <w:szCs w:val="24"/>
         </w:rPr>
       </w:pPr>
-      <w:r>
-        <w:rPr>
-          <w:rFonts w:ascii="Times New Roman" w:hAnsi="Times New Roman" w:cs="Times New Roman"/>
-          <w:sz w:val="24"/>
-          <w:szCs w:val="24"/>
-        </w:rPr>
-        <w:t xml:space="preserve">JustAI’s </w:t>
+      <w:proofErr w:type="spellStart"/>
+      <w:r>
+        <w:rPr>
+          <w:rFonts w:ascii="Times New Roman" w:hAnsi="Times New Roman" w:cs="Times New Roman"/>
+          <w:sz w:val="24"/>
+          <w:szCs w:val="24"/>
+        </w:rPr>
+        <w:t>JustAI’s</w:t>
+      </w:r>
+      <w:proofErr w:type="spellEnd"/>
+      <w:r>
+        <w:rPr>
+          <w:rFonts w:ascii="Times New Roman" w:hAnsi="Times New Roman" w:cs="Times New Roman"/>
+          <w:sz w:val="24"/>
+          <w:szCs w:val="24"/>
+        </w:rPr>
+        <w:t xml:space="preserve"> </w:t>
       </w:r>
       <w:r>
         <w:rPr>
@@ -3359,7 +3319,7 @@
           <w:sz w:val="24"/>
           <w:szCs w:val="24"/>
         </w:rPr>
-        <w:t>University of Michigan’s Algorithmic Reparation Workshop</w:t>
+        <w:t>Yale Law School’s Technologies of Deception Conference</w:t>
       </w:r>
       <w:r>
         <w:rPr>
@@ -3383,33 +3343,6 @@
           <w:sz w:val="24"/>
           <w:szCs w:val="24"/>
         </w:rPr>
-        <w:t xml:space="preserve">Participant </w:t>
-      </w:r>
-    </w:p>
-    <w:p>
-      <w:pPr>
-        <w:spacing w:after="0" w:line="240" w:lineRule="auto"/>
-        <w:ind w:firstLine="720"/>
-        <w:rPr>
-          <w:rFonts w:ascii="Times New Roman" w:hAnsi="Times New Roman" w:cs="Times New Roman"/>
-          <w:sz w:val="24"/>
-          <w:szCs w:val="24"/>
-        </w:rPr>
-      </w:pPr>
-      <w:r>
-        <w:rPr>
-          <w:rFonts w:ascii="Times New Roman" w:hAnsi="Times New Roman" w:cs="Times New Roman"/>
-          <w:sz w:val="24"/>
-          <w:szCs w:val="24"/>
-        </w:rPr>
-        <w:t>Yale Law School’s Technologies of Deception Conference</w:t>
-      </w:r>
-      <w:r>
-        <w:rPr>
-          <w:rFonts w:ascii="Times New Roman" w:hAnsi="Times New Roman" w:cs="Times New Roman"/>
-          <w:sz w:val="24"/>
-          <w:szCs w:val="24"/>
-        </w:rPr>
         <w:tab/>
       </w:r>
       <w:r>
@@ -3418,116 +3351,7 @@
           <w:sz w:val="24"/>
           <w:szCs w:val="24"/>
         </w:rPr>
-        <w:tab/>
-      </w:r>
-      <w:r>
-        <w:rPr>
-          <w:rFonts w:ascii="Times New Roman" w:hAnsi="Times New Roman" w:cs="Times New Roman"/>
-          <w:sz w:val="24"/>
-          <w:szCs w:val="24"/>
-        </w:rPr>
-        <w:tab/>
-      </w:r>
-      <w:r>
-        <w:rPr>
-          <w:rFonts w:ascii="Times New Roman" w:hAnsi="Times New Roman" w:cs="Times New Roman"/>
-          <w:sz w:val="24"/>
-          <w:szCs w:val="24"/>
-        </w:rPr>
         <w:t xml:space="preserve">Discussant </w:t>
-      </w:r>
-    </w:p>
-    <w:p>
-      <w:pPr>
-        <w:spacing w:after="0" w:line="240" w:lineRule="auto"/>
-        <w:rPr>
-          <w:rFonts w:ascii="Times New Roman" w:hAnsi="Times New Roman" w:cs="Times New Roman"/>
-          <w:sz w:val="24"/>
-          <w:szCs w:val="24"/>
-        </w:rPr>
-      </w:pPr>
-      <w:r>
-        <w:rPr>
-          <w:rFonts w:ascii="Times New Roman" w:hAnsi="Times New Roman" w:cs="Times New Roman"/>
-          <w:sz w:val="24"/>
-          <w:szCs w:val="24"/>
-        </w:rPr>
-        <w:t>2020</w:t>
-      </w:r>
-    </w:p>
-    <w:p>
-      <w:pPr>
-        <w:spacing w:line="240" w:lineRule="auto"/>
-        <w:ind w:firstLine="720"/>
-        <w:rPr>
-          <w:rFonts w:ascii="Times New Roman" w:hAnsi="Times New Roman" w:cs="Times New Roman"/>
-          <w:sz w:val="24"/>
-          <w:szCs w:val="24"/>
-        </w:rPr>
-      </w:pPr>
-      <w:r>
-        <w:rPr>
-          <w:rFonts w:ascii="Times New Roman" w:hAnsi="Times New Roman" w:cs="Times New Roman"/>
-          <w:sz w:val="24"/>
-          <w:szCs w:val="24"/>
-        </w:rPr>
-        <w:t>Mechanism Design for Social Good</w:t>
-      </w:r>
-      <w:r>
-        <w:rPr>
-          <w:rFonts w:ascii="Times New Roman" w:hAnsi="Times New Roman" w:cs="Times New Roman"/>
-          <w:sz w:val="24"/>
-          <w:szCs w:val="24"/>
-        </w:rPr>
-        <w:tab/>
-      </w:r>
-      <w:r>
-        <w:rPr>
-          <w:rFonts w:ascii="Times New Roman" w:hAnsi="Times New Roman" w:cs="Times New Roman"/>
-          <w:sz w:val="24"/>
-          <w:szCs w:val="24"/>
-        </w:rPr>
-        <w:tab/>
-      </w:r>
-      <w:r>
-        <w:rPr>
-          <w:rFonts w:ascii="Times New Roman" w:hAnsi="Times New Roman" w:cs="Times New Roman"/>
-          <w:sz w:val="24"/>
-          <w:szCs w:val="24"/>
-        </w:rPr>
-        <w:tab/>
-      </w:r>
-      <w:r>
-        <w:rPr>
-          <w:rFonts w:ascii="Times New Roman" w:hAnsi="Times New Roman" w:cs="Times New Roman"/>
-          <w:sz w:val="24"/>
-          <w:szCs w:val="24"/>
-        </w:rPr>
-        <w:tab/>
-      </w:r>
-      <w:r>
-        <w:rPr>
-          <w:rFonts w:ascii="Times New Roman" w:hAnsi="Times New Roman" w:cs="Times New Roman"/>
-          <w:sz w:val="24"/>
-          <w:szCs w:val="24"/>
-        </w:rPr>
-        <w:tab/>
-      </w:r>
-      <w:r>
-        <w:rPr>
-          <w:rFonts w:ascii="Times New Roman" w:hAnsi="Times New Roman" w:cs="Times New Roman"/>
-          <w:sz w:val="24"/>
-          <w:szCs w:val="24"/>
-        </w:rPr>
-        <w:tab/>
-      </w:r>
-      <w:r>
-        <w:rPr>
-          <w:rFonts w:ascii="Times New Roman" w:hAnsi="Times New Roman" w:cs="Times New Roman"/>
-          <w:sz w:val="24"/>
-          <w:szCs w:val="24"/>
-        </w:rPr>
-        <w:t xml:space="preserve">Presenter </w:t>
       </w:r>
     </w:p>
     <w:p>
@@ -3604,60 +3428,6 @@
           <w:szCs w:val="24"/>
         </w:rPr>
         <w:t xml:space="preserve"> (2023)</w:t>
-      </w:r>
-    </w:p>
-    <w:p>
-      <w:pPr>
-        <w:spacing w:after="0" w:line="240" w:lineRule="auto"/>
-        <w:jc w:val="both"/>
-        <w:rPr>
-          <w:rFonts w:ascii="Times New Roman" w:hAnsi="Times New Roman" w:cs="Times New Roman"/>
-          <w:sz w:val="24"/>
-          <w:szCs w:val="24"/>
-        </w:rPr>
-      </w:pPr>
-      <w:r>
-        <w:rPr>
-          <w:rFonts w:ascii="Times New Roman" w:hAnsi="Times New Roman" w:cs="Times New Roman"/>
-          <w:sz w:val="24"/>
-          <w:szCs w:val="24"/>
-        </w:rPr>
-        <w:t>Mellon Foundation Just Futures Initiative Grant for Xenophobia Meter Project (XMP)</w:t>
-      </w:r>
-      <w:r>
-        <w:rPr>
-          <w:rFonts w:ascii="Times New Roman" w:hAnsi="Times New Roman" w:cs="Times New Roman"/>
-          <w:sz w:val="24"/>
-          <w:szCs w:val="24"/>
-        </w:rPr>
-        <w:t xml:space="preserve"> (2021)</w:t>
-      </w:r>
-    </w:p>
-    <w:p>
-      <w:pPr>
-        <w:spacing w:after="0" w:line="240" w:lineRule="auto"/>
-        <w:jc w:val="both"/>
-        <w:rPr>
-          <w:rFonts w:ascii="Times New Roman" w:hAnsi="Times New Roman" w:cs="Times New Roman"/>
-          <w:sz w:val="24"/>
-          <w:szCs w:val="24"/>
-        </w:rPr>
-      </w:pPr>
-      <w:r>
-        <w:rPr>
-          <w:rFonts w:ascii="Times New Roman" w:hAnsi="Times New Roman" w:cs="Times New Roman"/>
-          <w:sz w:val="24"/>
-          <w:szCs w:val="24"/>
-        </w:rPr>
-        <w:t>Cornell Mario Einaudi Center for International Studies Grant for XMP</w:t>
-      </w:r>
-      <w:r>
-        <w:rPr>
-          <w:rFonts w:ascii="Times New Roman" w:hAnsi="Times New Roman" w:cs="Times New Roman"/>
-          <w:sz w:val="24"/>
-          <w:szCs w:val="24"/>
-        </w:rPr>
-        <w:t xml:space="preserve"> (2021)</w:t>
       </w:r>
     </w:p>
     <w:p>
@@ -4165,7 +3935,6 @@
           <w:sz w:val="24"/>
           <w:szCs w:val="24"/>
         </w:rPr>
-        <w:lastRenderedPageBreak/>
         <w:t>Fish &amp; Richardson P.C.</w:t>
       </w:r>
       <w:r>
@@ -4545,6 +4314,7 @@
           <w:sz w:val="24"/>
           <w:szCs w:val="24"/>
         </w:rPr>
+        <w:lastRenderedPageBreak/>
         <w:t>Fish &amp; Richardson P.C.</w:t>
       </w:r>
       <w:r>
